--- a/platform/procedures/out/0_書類一覧.docx
+++ b/platform/procedures/out/0_書類一覧.docx
@@ -2841,7 +2841,7 @@
                 <w:sz w:val="15"/>
                 <w:szCs w:val="15"/>
               </w:rPr>
-              <w:t xml:space="preserve">新規介入の選定</w:t>
+              <w:t xml:space="preserve">企画書からの逸脱の検査</w:t>
             </w:r>
           </w:p>
         </w:tc>
@@ -2870,7 +2870,7 @@
                 <w:sz w:val="15"/>
                 <w:szCs w:val="15"/>
               </w:rPr>
-              <w:t xml:space="preserve">候補介入の文献調査(PMID全件)</w:t>
+              <w:t xml:space="preserve">承認済み企画書(Ver1 2026-06-17)と検査プログラム</w:t>
             </w:r>
           </w:p>
         </w:tc>
@@ -2899,7 +2899,7 @@
                 <w:sz w:val="15"/>
                 <w:szCs w:val="15"/>
               </w:rPr>
-              <w:t xml:space="preserve">survey/out/候補介入_文献調査.xlsx</w:t>
+              <w:t xml:space="preserve">governance/</w:t>
             </w:r>
           </w:p>
         </w:tc>

--- a/platform/procedures/out/0_書類一覧.docx
+++ b/platform/procedures/out/0_書類一覧.docx
@@ -9,7 +9,7 @@
           <w:sz w:val="18"/>
           <w:szCs w:val="18"/>
         </w:rPr>
-        <w:t xml:space="preserve">がん薬物療法に伴う末梢神経障害診療ガイドライン 改訂版</w:t>
+        <w:t xml:space="preserve">がん薬物療法に伴う末梢神経障害診療ガイドライン2028年版</w:t>
       </w:r>
     </w:p>
     <w:p>
@@ -501,7 +501,7 @@
                 <w:sz w:val="15"/>
                 <w:szCs w:val="15"/>
               </w:rPr>
-              <w:t xml:space="preserve">患者・市民参画</w:t>
+              <w:t xml:space="preserve">外部評価</w:t>
             </w:r>
           </w:p>
         </w:tc>
@@ -530,7 +530,7 @@
                 <w:sz w:val="15"/>
                 <w:szCs w:val="15"/>
               </w:rPr>
-              <w:t xml:space="preserve">患者代表への依頼書と回答用紙</w:t>
+              <w:t xml:space="preserve">外部評価委員(患者代表)への依頼書と回答用紙</w:t>
             </w:r>
           </w:p>
         </w:tc>
@@ -2777,7 +2777,7 @@
                 <w:sz w:val="15"/>
                 <w:szCs w:val="15"/>
               </w:rPr>
-              <w:t xml:space="preserve">全委員・患者代表</w:t>
+              <w:t xml:space="preserve">全委員・外部評価委員</w:t>
             </w:r>
           </w:p>
         </w:tc>

--- a/platform/procedures/out/0_書類一覧.docx
+++ b/platform/procedures/out/0_書類一覧.docx
@@ -1041,7 +1041,7 @@
                 <w:sz w:val="15"/>
                 <w:szCs w:val="15"/>
               </w:rPr>
-              <w:t xml:space="preserve">SRの手順</w:t>
+              <w:t xml:space="preserve">操作</w:t>
             </w:r>
           </w:p>
         </w:tc>
@@ -1070,7 +1070,7 @@
                 <w:sz w:val="15"/>
                 <w:szCs w:val="15"/>
               </w:rPr>
-              <w:t xml:space="preserve">SR作業手順書</w:t>
+              <w:t xml:space="preserve">操作マニュアル</w:t>
             </w:r>
           </w:p>
         </w:tc>
@@ -1099,7 +1099,7 @@
                 <w:sz w:val="15"/>
                 <w:szCs w:val="15"/>
               </w:rPr>
-              <w:t xml:space="preserve">procedures/out/4_SR作業手順書.docx</w:t>
+              <w:t xml:space="preserve">manuals/out/1_操作マニュアル.docx</w:t>
             </w:r>
           </w:p>
         </w:tc>
@@ -1192,7 +1192,7 @@
                 <w:sz w:val="15"/>
                 <w:szCs w:val="15"/>
               </w:rPr>
-              <w:t xml:space="preserve">6</w:t>
+              <w:t xml:space="preserve">5a</w:t>
             </w:r>
           </w:p>
         </w:tc>
@@ -1221,7 +1221,7 @@
                 <w:sz w:val="15"/>
                 <w:szCs w:val="15"/>
               </w:rPr>
-              <w:t xml:space="preserve">推奨作成の手順</w:t>
+              <w:t xml:space="preserve">全体の進行</w:t>
             </w:r>
           </w:p>
         </w:tc>
@@ -1250,7 +1250,7 @@
                 <w:sz w:val="15"/>
                 <w:szCs w:val="15"/>
               </w:rPr>
-              <w:t xml:space="preserve">推奨作成会議手順書</w:t>
+              <w:t xml:space="preserve">統括委員会へのお願い(スケジュール・アプリの精査)</w:t>
             </w:r>
           </w:p>
         </w:tc>
@@ -1279,7 +1279,7 @@
                 <w:sz w:val="15"/>
                 <w:szCs w:val="15"/>
               </w:rPr>
-              <w:t xml:space="preserve">procedures/out/5_推奨作成会議手順書.docx</w:t>
+              <w:t xml:space="preserve">manuals/out/2_統括委員会へのお願い_スケジュールとアプリの精査.docx</w:t>
             </w:r>
           </w:p>
         </w:tc>
@@ -1372,7 +1372,7 @@
                 <w:sz w:val="15"/>
                 <w:szCs w:val="15"/>
               </w:rPr>
-              <w:t xml:space="preserve">7</w:t>
+              <w:t xml:space="preserve">5b</w:t>
             </w:r>
           </w:p>
         </w:tc>
@@ -1401,7 +1401,7 @@
                 <w:sz w:val="15"/>
                 <w:szCs w:val="15"/>
               </w:rPr>
-              <w:t xml:space="preserve">SR: 検索</w:t>
+              <w:t xml:space="preserve">SRの運営</w:t>
             </w:r>
           </w:p>
         </w:tc>
@@ -1430,7 +1430,7 @@
                 <w:sz w:val="15"/>
                 <w:szCs w:val="15"/>
               </w:rPr>
-              <w:t xml:space="preserve">検索式シート</w:t>
+              <w:t xml:space="preserve">SR委員長の業務手順</w:t>
             </w:r>
           </w:p>
         </w:tc>
@@ -1459,7 +1459,7 @@
                 <w:sz w:val="15"/>
                 <w:szCs w:val="15"/>
               </w:rPr>
-              <w:t xml:space="preserve">CQごとの作業ブック「検索式」</w:t>
+              <w:t xml:space="preserve">manuals/out/3_SR委員長の業務手順.docx</w:t>
             </w:r>
           </w:p>
         </w:tc>
@@ -1517,7 +1517,7 @@
                 <w:sz w:val="15"/>
                 <w:szCs w:val="15"/>
               </w:rPr>
-              <w:t xml:space="preserve">SR委員</w:t>
+              <w:t xml:space="preserve">SR委員長</w:t>
             </w:r>
           </w:p>
         </w:tc>
@@ -1552,7 +1552,7 @@
                 <w:sz w:val="15"/>
                 <w:szCs w:val="15"/>
               </w:rPr>
-              <w:t xml:space="preserve">8</w:t>
+              <w:t xml:space="preserve">5c</w:t>
             </w:r>
           </w:p>
         </w:tc>
@@ -1581,7 +1581,7 @@
                 <w:sz w:val="15"/>
                 <w:szCs w:val="15"/>
               </w:rPr>
-              <w:t xml:space="preserve">SR: 文献選択</w:t>
+              <w:t xml:space="preserve">SRの手順</w:t>
             </w:r>
           </w:p>
         </w:tc>
@@ -1610,7 +1610,7 @@
                 <w:sz w:val="15"/>
                 <w:szCs w:val="15"/>
               </w:rPr>
-              <w:t xml:space="preserve">スクリーニングログ(PRISMA)</w:t>
+              <w:t xml:space="preserve">SR委員の手順書</w:t>
             </w:r>
           </w:p>
         </w:tc>
@@ -1639,7 +1639,7 @@
                 <w:sz w:val="15"/>
                 <w:szCs w:val="15"/>
               </w:rPr>
-              <w:t xml:space="preserve">同「スクリーニングログ」</w:t>
+              <w:t xml:space="preserve">manuals/out/4_SR委員の手順書.docx</w:t>
             </w:r>
           </w:p>
         </w:tc>
@@ -1697,7 +1697,7 @@
                 <w:sz w:val="15"/>
                 <w:szCs w:val="15"/>
               </w:rPr>
-              <w:t xml:space="preserve">SR委員2名</w:t>
+              <w:t xml:space="preserve">SR委員</w:t>
             </w:r>
           </w:p>
         </w:tc>
@@ -1732,7 +1732,7 @@
                 <w:sz w:val="15"/>
                 <w:szCs w:val="15"/>
               </w:rPr>
-              <w:t xml:space="preserve">9</w:t>
+              <w:t xml:space="preserve">5d</w:t>
             </w:r>
           </w:p>
         </w:tc>
@@ -1761,7 +1761,7 @@
                 <w:sz w:val="15"/>
                 <w:szCs w:val="15"/>
               </w:rPr>
-              <w:t xml:space="preserve">SR: 個別研究評価</w:t>
+              <w:t xml:space="preserve">総論の執筆</w:t>
             </w:r>
           </w:p>
         </w:tc>
@@ -1790,7 +1790,7 @@
                 <w:sz w:val="15"/>
                 <w:szCs w:val="15"/>
               </w:rPr>
-              <w:t xml:space="preserve">4-5 評価シート(介入研究)</w:t>
+              <w:t xml:space="preserve">総説(総論)執筆者の手順書</w:t>
             </w:r>
           </w:p>
         </w:tc>
@@ -1819,7 +1819,7 @@
                 <w:sz w:val="15"/>
                 <w:szCs w:val="15"/>
               </w:rPr>
-              <w:t xml:space="preserve">同「4-5_(委員名)」「4-5_照合」</w:t>
+              <w:t xml:space="preserve">manuals/out/5_総説執筆者の手順書.docx</w:t>
             </w:r>
           </w:p>
         </w:tc>
@@ -1848,7 +1848,7 @@
                 <w:sz w:val="15"/>
                 <w:szCs w:val="15"/>
               </w:rPr>
-              <w:t xml:space="preserve">様式4-5</w:t>
+              <w:t xml:space="preserve">—</w:t>
             </w:r>
           </w:p>
         </w:tc>
@@ -1877,7 +1877,7 @@
                 <w:sz w:val="15"/>
                 <w:szCs w:val="15"/>
               </w:rPr>
-              <w:t xml:space="preserve">SR委員2名</w:t>
+              <w:t xml:space="preserve">総論担当</w:t>
             </w:r>
           </w:p>
         </w:tc>
@@ -1912,7 +1912,7 @@
                 <w:sz w:val="15"/>
                 <w:szCs w:val="15"/>
               </w:rPr>
-              <w:t xml:space="preserve">10</w:t>
+              <w:t xml:space="preserve">6</w:t>
             </w:r>
           </w:p>
         </w:tc>
@@ -1941,7 +1941,7 @@
                 <w:sz w:val="15"/>
                 <w:szCs w:val="15"/>
               </w:rPr>
-              <w:t xml:space="preserve">SR: エビデンス総体</w:t>
+              <w:t xml:space="preserve">推奨作成の手順</w:t>
             </w:r>
           </w:p>
         </w:tc>
@@ -1970,7 +1970,7 @@
                 <w:sz w:val="15"/>
                 <w:szCs w:val="15"/>
               </w:rPr>
-              <w:t xml:space="preserve">SR-8 エビデンス総体評価シート</w:t>
+              <w:t xml:space="preserve">推奨作成会議手順書</w:t>
             </w:r>
           </w:p>
         </w:tc>
@@ -1999,7 +1999,7 @@
                 <w:sz w:val="15"/>
                 <w:szCs w:val="15"/>
               </w:rPr>
-              <w:t xml:space="preserve">同「SR-8_エビデンス総体」</w:t>
+              <w:t xml:space="preserve">procedures/out/5_推奨作成会議手順書.docx</w:t>
             </w:r>
           </w:p>
         </w:tc>
@@ -2028,7 +2028,7 @@
                 <w:sz w:val="15"/>
                 <w:szCs w:val="15"/>
               </w:rPr>
-              <w:t xml:space="preserve">様式SR-8</w:t>
+              <w:t xml:space="preserve">—</w:t>
             </w:r>
           </w:p>
         </w:tc>
@@ -2057,7 +2057,7 @@
                 <w:sz w:val="15"/>
                 <w:szCs w:val="15"/>
               </w:rPr>
-              <w:t xml:space="preserve">SR委員2名</w:t>
+              <w:t xml:space="preserve">事務局</w:t>
             </w:r>
           </w:p>
         </w:tc>
@@ -2092,7 +2092,7 @@
                 <w:sz w:val="15"/>
                 <w:szCs w:val="15"/>
               </w:rPr>
-              <w:t xml:space="preserve">11</w:t>
+              <w:t xml:space="preserve">7</w:t>
             </w:r>
           </w:p>
         </w:tc>
@@ -2121,7 +2121,7 @@
                 <w:sz w:val="15"/>
                 <w:szCs w:val="15"/>
               </w:rPr>
-              <w:t xml:space="preserve">SR: 結果の要約</w:t>
+              <w:t xml:space="preserve">SR: 検索</w:t>
             </w:r>
           </w:p>
         </w:tc>
@@ -2150,7 +2150,7 @@
                 <w:sz w:val="15"/>
                 <w:szCs w:val="15"/>
               </w:rPr>
-              <w:t xml:space="preserve">SoF表</w:t>
+              <w:t xml:space="preserve">検索式シート</w:t>
             </w:r>
           </w:p>
         </w:tc>
@@ -2179,7 +2179,7 @@
                 <w:sz w:val="15"/>
                 <w:szCs w:val="15"/>
               </w:rPr>
-              <w:t xml:space="preserve">同(自動作成)</w:t>
+              <w:t xml:space="preserve">CQごとの作業ブック「検索式」</w:t>
             </w:r>
           </w:p>
         </w:tc>
@@ -2237,7 +2237,7 @@
                 <w:sz w:val="15"/>
                 <w:szCs w:val="15"/>
               </w:rPr>
-              <w:t xml:space="preserve">事務局</w:t>
+              <w:t xml:space="preserve">SR委員</w:t>
             </w:r>
           </w:p>
         </w:tc>
@@ -2272,7 +2272,7 @@
                 <w:sz w:val="15"/>
                 <w:szCs w:val="15"/>
               </w:rPr>
-              <w:t xml:space="preserve">12</w:t>
+              <w:t xml:space="preserve">8</w:t>
             </w:r>
           </w:p>
         </w:tc>
@@ -2301,7 +2301,7 @@
                 <w:sz w:val="15"/>
                 <w:szCs w:val="15"/>
               </w:rPr>
-              <w:t xml:space="preserve">推奨作成</w:t>
+              <w:t xml:space="preserve">SR: 文献選択</w:t>
             </w:r>
           </w:p>
         </w:tc>
@@ -2330,7 +2330,7 @@
                 <w:sz w:val="15"/>
                 <w:szCs w:val="15"/>
               </w:rPr>
-              <w:t xml:space="preserve">推奨文草案・FRQ記載草案</w:t>
+              <w:t xml:space="preserve">スクリーニングログ(PRISMA)</w:t>
             </w:r>
           </w:p>
         </w:tc>
@@ -2359,7 +2359,7 @@
                 <w:sz w:val="15"/>
                 <w:szCs w:val="15"/>
               </w:rPr>
-              <w:t xml:space="preserve">同「推奨文草案」</w:t>
+              <w:t xml:space="preserve">同「スクリーニングログ」</w:t>
             </w:r>
           </w:p>
         </w:tc>
@@ -2417,7 +2417,7 @@
                 <w:sz w:val="15"/>
                 <w:szCs w:val="15"/>
               </w:rPr>
-              <w:t xml:space="preserve">SR委員</w:t>
+              <w:t xml:space="preserve">SR委員2名</w:t>
             </w:r>
           </w:p>
         </w:tc>
@@ -2452,6 +2452,726 @@
                 <w:sz w:val="15"/>
                 <w:szCs w:val="15"/>
               </w:rPr>
+              <w:t xml:space="preserve">9</w:t>
+            </w:r>
+          </w:p>
+        </w:tc>
+        <w:tc>
+          <w:tcPr>
+            <w:tcW w:type="dxa" w:w="2300"/>
+            <w:tcBorders>
+              <w:top w:val="single" w:color="000000" w:sz="4"/>
+              <w:left w:val="single" w:color="000000" w:sz="4"/>
+              <w:bottom w:val="single" w:color="000000" w:sz="4"/>
+              <w:right w:val="single" w:color="000000" w:sz="4"/>
+            </w:tcBorders>
+            <w:tcMar>
+              <w:top w:type="dxa" w:w="40"/>
+              <w:left w:type="dxa" w:w="80"/>
+              <w:bottom w:type="dxa" w:w="40"/>
+              <w:right w:type="dxa" w:w="80"/>
+            </w:tcMar>
+          </w:tcPr>
+          <w:p>
+            <w:r>
+              <w:rPr>
+                <w:rFonts w:ascii="Yu Gothic" w:cs="Yu Gothic" w:eastAsia="Yu Gothic" w:hAnsi="Yu Gothic"/>
+                <w:b w:val="false"/>
+                <w:bCs w:val="false"/>
+                <w:sz w:val="15"/>
+                <w:szCs w:val="15"/>
+              </w:rPr>
+              <w:t xml:space="preserve">SR: 個別研究評価</w:t>
+            </w:r>
+          </w:p>
+        </w:tc>
+        <w:tc>
+          <w:tcPr>
+            <w:tcW w:type="dxa" w:w="2300"/>
+            <w:tcBorders>
+              <w:top w:val="single" w:color="000000" w:sz="4"/>
+              <w:left w:val="single" w:color="000000" w:sz="4"/>
+              <w:bottom w:val="single" w:color="000000" w:sz="4"/>
+              <w:right w:val="single" w:color="000000" w:sz="4"/>
+            </w:tcBorders>
+            <w:tcMar>
+              <w:top w:type="dxa" w:w="40"/>
+              <w:left w:type="dxa" w:w="80"/>
+              <w:bottom w:type="dxa" w:w="40"/>
+              <w:right w:type="dxa" w:w="80"/>
+            </w:tcMar>
+          </w:tcPr>
+          <w:p>
+            <w:r>
+              <w:rPr>
+                <w:rFonts w:ascii="Yu Gothic" w:cs="Yu Gothic" w:eastAsia="Yu Gothic" w:hAnsi="Yu Gothic"/>
+                <w:b w:val="false"/>
+                <w:bCs w:val="false"/>
+                <w:sz w:val="15"/>
+                <w:szCs w:val="15"/>
+              </w:rPr>
+              <w:t xml:space="preserve">4-5 評価シート(介入研究)</w:t>
+            </w:r>
+          </w:p>
+        </w:tc>
+        <w:tc>
+          <w:tcPr>
+            <w:tcW w:type="dxa" w:w="2100"/>
+            <w:tcBorders>
+              <w:top w:val="single" w:color="000000" w:sz="4"/>
+              <w:left w:val="single" w:color="000000" w:sz="4"/>
+              <w:bottom w:val="single" w:color="000000" w:sz="4"/>
+              <w:right w:val="single" w:color="000000" w:sz="4"/>
+            </w:tcBorders>
+            <w:tcMar>
+              <w:top w:type="dxa" w:w="40"/>
+              <w:left w:type="dxa" w:w="80"/>
+              <w:bottom w:type="dxa" w:w="40"/>
+              <w:right w:type="dxa" w:w="80"/>
+            </w:tcMar>
+          </w:tcPr>
+          <w:p>
+            <w:r>
+              <w:rPr>
+                <w:rFonts w:ascii="Yu Gothic" w:cs="Yu Gothic" w:eastAsia="Yu Gothic" w:hAnsi="Yu Gothic"/>
+                <w:b w:val="false"/>
+                <w:bCs w:val="false"/>
+                <w:sz w:val="15"/>
+                <w:szCs w:val="15"/>
+              </w:rPr>
+              <w:t xml:space="preserve">同「4-5_(委員名)」「4-5_照合」</w:t>
+            </w:r>
+          </w:p>
+        </w:tc>
+        <w:tc>
+          <w:tcPr>
+            <w:tcW w:type="dxa" w:w="1200"/>
+            <w:tcBorders>
+              <w:top w:val="single" w:color="000000" w:sz="4"/>
+              <w:left w:val="single" w:color="000000" w:sz="4"/>
+              <w:bottom w:val="single" w:color="000000" w:sz="4"/>
+              <w:right w:val="single" w:color="000000" w:sz="4"/>
+            </w:tcBorders>
+            <w:tcMar>
+              <w:top w:type="dxa" w:w="40"/>
+              <w:left w:type="dxa" w:w="80"/>
+              <w:bottom w:type="dxa" w:w="40"/>
+              <w:right w:type="dxa" w:w="80"/>
+            </w:tcMar>
+          </w:tcPr>
+          <w:p>
+            <w:r>
+              <w:rPr>
+                <w:rFonts w:ascii="Yu Gothic" w:cs="Yu Gothic" w:eastAsia="Yu Gothic" w:hAnsi="Yu Gothic"/>
+                <w:b w:val="false"/>
+                <w:bCs w:val="false"/>
+                <w:sz w:val="15"/>
+                <w:szCs w:val="15"/>
+              </w:rPr>
+              <w:t xml:space="preserve">様式4-5</w:t>
+            </w:r>
+          </w:p>
+        </w:tc>
+        <w:tc>
+          <w:tcPr>
+            <w:tcW w:type="dxa" w:w="1100"/>
+            <w:tcBorders>
+              <w:top w:val="single" w:color="000000" w:sz="4"/>
+              <w:left w:val="single" w:color="000000" w:sz="4"/>
+              <w:bottom w:val="single" w:color="000000" w:sz="4"/>
+              <w:right w:val="single" w:color="000000" w:sz="4"/>
+            </w:tcBorders>
+            <w:tcMar>
+              <w:top w:type="dxa" w:w="40"/>
+              <w:left w:type="dxa" w:w="80"/>
+              <w:bottom w:type="dxa" w:w="40"/>
+              <w:right w:type="dxa" w:w="80"/>
+            </w:tcMar>
+          </w:tcPr>
+          <w:p>
+            <w:r>
+              <w:rPr>
+                <w:rFonts w:ascii="Yu Gothic" w:cs="Yu Gothic" w:eastAsia="Yu Gothic" w:hAnsi="Yu Gothic"/>
+                <w:b w:val="false"/>
+                <w:bCs w:val="false"/>
+                <w:sz w:val="15"/>
+                <w:szCs w:val="15"/>
+              </w:rPr>
+              <w:t xml:space="preserve">SR委員2名</w:t>
+            </w:r>
+          </w:p>
+        </w:tc>
+      </w:tr>
+      <w:tr>
+        <w:trPr>
+          <w:cantSplit/>
+          <w:tblHeader w:val="off"/>
+        </w:trPr>
+        <w:tc>
+          <w:tcPr>
+            <w:tcW w:type="dxa" w:w="600"/>
+            <w:tcBorders>
+              <w:top w:val="single" w:color="000000" w:sz="4"/>
+              <w:left w:val="single" w:color="000000" w:sz="4"/>
+              <w:bottom w:val="single" w:color="000000" w:sz="4"/>
+              <w:right w:val="single" w:color="000000" w:sz="4"/>
+            </w:tcBorders>
+            <w:tcMar>
+              <w:top w:type="dxa" w:w="40"/>
+              <w:left w:type="dxa" w:w="80"/>
+              <w:bottom w:type="dxa" w:w="40"/>
+              <w:right w:type="dxa" w:w="80"/>
+            </w:tcMar>
+          </w:tcPr>
+          <w:p>
+            <w:r>
+              <w:rPr>
+                <w:rFonts w:ascii="Yu Gothic" w:cs="Yu Gothic" w:eastAsia="Yu Gothic" w:hAnsi="Yu Gothic"/>
+                <w:b w:val="false"/>
+                <w:bCs w:val="false"/>
+                <w:sz w:val="15"/>
+                <w:szCs w:val="15"/>
+              </w:rPr>
+              <w:t xml:space="preserve">10</w:t>
+            </w:r>
+          </w:p>
+        </w:tc>
+        <w:tc>
+          <w:tcPr>
+            <w:tcW w:type="dxa" w:w="2300"/>
+            <w:tcBorders>
+              <w:top w:val="single" w:color="000000" w:sz="4"/>
+              <w:left w:val="single" w:color="000000" w:sz="4"/>
+              <w:bottom w:val="single" w:color="000000" w:sz="4"/>
+              <w:right w:val="single" w:color="000000" w:sz="4"/>
+            </w:tcBorders>
+            <w:tcMar>
+              <w:top w:type="dxa" w:w="40"/>
+              <w:left w:type="dxa" w:w="80"/>
+              <w:bottom w:type="dxa" w:w="40"/>
+              <w:right w:type="dxa" w:w="80"/>
+            </w:tcMar>
+          </w:tcPr>
+          <w:p>
+            <w:r>
+              <w:rPr>
+                <w:rFonts w:ascii="Yu Gothic" w:cs="Yu Gothic" w:eastAsia="Yu Gothic" w:hAnsi="Yu Gothic"/>
+                <w:b w:val="false"/>
+                <w:bCs w:val="false"/>
+                <w:sz w:val="15"/>
+                <w:szCs w:val="15"/>
+              </w:rPr>
+              <w:t xml:space="preserve">SR: エビデンス総体</w:t>
+            </w:r>
+          </w:p>
+        </w:tc>
+        <w:tc>
+          <w:tcPr>
+            <w:tcW w:type="dxa" w:w="2300"/>
+            <w:tcBorders>
+              <w:top w:val="single" w:color="000000" w:sz="4"/>
+              <w:left w:val="single" w:color="000000" w:sz="4"/>
+              <w:bottom w:val="single" w:color="000000" w:sz="4"/>
+              <w:right w:val="single" w:color="000000" w:sz="4"/>
+            </w:tcBorders>
+            <w:tcMar>
+              <w:top w:type="dxa" w:w="40"/>
+              <w:left w:type="dxa" w:w="80"/>
+              <w:bottom w:type="dxa" w:w="40"/>
+              <w:right w:type="dxa" w:w="80"/>
+            </w:tcMar>
+          </w:tcPr>
+          <w:p>
+            <w:r>
+              <w:rPr>
+                <w:rFonts w:ascii="Yu Gothic" w:cs="Yu Gothic" w:eastAsia="Yu Gothic" w:hAnsi="Yu Gothic"/>
+                <w:b w:val="false"/>
+                <w:bCs w:val="false"/>
+                <w:sz w:val="15"/>
+                <w:szCs w:val="15"/>
+              </w:rPr>
+              <w:t xml:space="preserve">SR-8 エビデンス総体評価シート</w:t>
+            </w:r>
+          </w:p>
+        </w:tc>
+        <w:tc>
+          <w:tcPr>
+            <w:tcW w:type="dxa" w:w="2100"/>
+            <w:tcBorders>
+              <w:top w:val="single" w:color="000000" w:sz="4"/>
+              <w:left w:val="single" w:color="000000" w:sz="4"/>
+              <w:bottom w:val="single" w:color="000000" w:sz="4"/>
+              <w:right w:val="single" w:color="000000" w:sz="4"/>
+            </w:tcBorders>
+            <w:tcMar>
+              <w:top w:type="dxa" w:w="40"/>
+              <w:left w:type="dxa" w:w="80"/>
+              <w:bottom w:type="dxa" w:w="40"/>
+              <w:right w:type="dxa" w:w="80"/>
+            </w:tcMar>
+          </w:tcPr>
+          <w:p>
+            <w:r>
+              <w:rPr>
+                <w:rFonts w:ascii="Yu Gothic" w:cs="Yu Gothic" w:eastAsia="Yu Gothic" w:hAnsi="Yu Gothic"/>
+                <w:b w:val="false"/>
+                <w:bCs w:val="false"/>
+                <w:sz w:val="15"/>
+                <w:szCs w:val="15"/>
+              </w:rPr>
+              <w:t xml:space="preserve">同「SR-8_エビデンス総体」</w:t>
+            </w:r>
+          </w:p>
+        </w:tc>
+        <w:tc>
+          <w:tcPr>
+            <w:tcW w:type="dxa" w:w="1200"/>
+            <w:tcBorders>
+              <w:top w:val="single" w:color="000000" w:sz="4"/>
+              <w:left w:val="single" w:color="000000" w:sz="4"/>
+              <w:bottom w:val="single" w:color="000000" w:sz="4"/>
+              <w:right w:val="single" w:color="000000" w:sz="4"/>
+            </w:tcBorders>
+            <w:tcMar>
+              <w:top w:type="dxa" w:w="40"/>
+              <w:left w:type="dxa" w:w="80"/>
+              <w:bottom w:type="dxa" w:w="40"/>
+              <w:right w:type="dxa" w:w="80"/>
+            </w:tcMar>
+          </w:tcPr>
+          <w:p>
+            <w:r>
+              <w:rPr>
+                <w:rFonts w:ascii="Yu Gothic" w:cs="Yu Gothic" w:eastAsia="Yu Gothic" w:hAnsi="Yu Gothic"/>
+                <w:b w:val="false"/>
+                <w:bCs w:val="false"/>
+                <w:sz w:val="15"/>
+                <w:szCs w:val="15"/>
+              </w:rPr>
+              <w:t xml:space="preserve">様式SR-8</w:t>
+            </w:r>
+          </w:p>
+        </w:tc>
+        <w:tc>
+          <w:tcPr>
+            <w:tcW w:type="dxa" w:w="1100"/>
+            <w:tcBorders>
+              <w:top w:val="single" w:color="000000" w:sz="4"/>
+              <w:left w:val="single" w:color="000000" w:sz="4"/>
+              <w:bottom w:val="single" w:color="000000" w:sz="4"/>
+              <w:right w:val="single" w:color="000000" w:sz="4"/>
+            </w:tcBorders>
+            <w:tcMar>
+              <w:top w:type="dxa" w:w="40"/>
+              <w:left w:type="dxa" w:w="80"/>
+              <w:bottom w:type="dxa" w:w="40"/>
+              <w:right w:type="dxa" w:w="80"/>
+            </w:tcMar>
+          </w:tcPr>
+          <w:p>
+            <w:r>
+              <w:rPr>
+                <w:rFonts w:ascii="Yu Gothic" w:cs="Yu Gothic" w:eastAsia="Yu Gothic" w:hAnsi="Yu Gothic"/>
+                <w:b w:val="false"/>
+                <w:bCs w:val="false"/>
+                <w:sz w:val="15"/>
+                <w:szCs w:val="15"/>
+              </w:rPr>
+              <w:t xml:space="preserve">SR委員2名</w:t>
+            </w:r>
+          </w:p>
+        </w:tc>
+      </w:tr>
+      <w:tr>
+        <w:trPr>
+          <w:cantSplit/>
+          <w:tblHeader w:val="off"/>
+        </w:trPr>
+        <w:tc>
+          <w:tcPr>
+            <w:tcW w:type="dxa" w:w="600"/>
+            <w:tcBorders>
+              <w:top w:val="single" w:color="000000" w:sz="4"/>
+              <w:left w:val="single" w:color="000000" w:sz="4"/>
+              <w:bottom w:val="single" w:color="000000" w:sz="4"/>
+              <w:right w:val="single" w:color="000000" w:sz="4"/>
+            </w:tcBorders>
+            <w:tcMar>
+              <w:top w:type="dxa" w:w="40"/>
+              <w:left w:type="dxa" w:w="80"/>
+              <w:bottom w:type="dxa" w:w="40"/>
+              <w:right w:type="dxa" w:w="80"/>
+            </w:tcMar>
+          </w:tcPr>
+          <w:p>
+            <w:r>
+              <w:rPr>
+                <w:rFonts w:ascii="Yu Gothic" w:cs="Yu Gothic" w:eastAsia="Yu Gothic" w:hAnsi="Yu Gothic"/>
+                <w:b w:val="false"/>
+                <w:bCs w:val="false"/>
+                <w:sz w:val="15"/>
+                <w:szCs w:val="15"/>
+              </w:rPr>
+              <w:t xml:space="preserve">11</w:t>
+            </w:r>
+          </w:p>
+        </w:tc>
+        <w:tc>
+          <w:tcPr>
+            <w:tcW w:type="dxa" w:w="2300"/>
+            <w:tcBorders>
+              <w:top w:val="single" w:color="000000" w:sz="4"/>
+              <w:left w:val="single" w:color="000000" w:sz="4"/>
+              <w:bottom w:val="single" w:color="000000" w:sz="4"/>
+              <w:right w:val="single" w:color="000000" w:sz="4"/>
+            </w:tcBorders>
+            <w:tcMar>
+              <w:top w:type="dxa" w:w="40"/>
+              <w:left w:type="dxa" w:w="80"/>
+              <w:bottom w:type="dxa" w:w="40"/>
+              <w:right w:type="dxa" w:w="80"/>
+            </w:tcMar>
+          </w:tcPr>
+          <w:p>
+            <w:r>
+              <w:rPr>
+                <w:rFonts w:ascii="Yu Gothic" w:cs="Yu Gothic" w:eastAsia="Yu Gothic" w:hAnsi="Yu Gothic"/>
+                <w:b w:val="false"/>
+                <w:bCs w:val="false"/>
+                <w:sz w:val="15"/>
+                <w:szCs w:val="15"/>
+              </w:rPr>
+              <w:t xml:space="preserve">SR: 結果の要約</w:t>
+            </w:r>
+          </w:p>
+        </w:tc>
+        <w:tc>
+          <w:tcPr>
+            <w:tcW w:type="dxa" w:w="2300"/>
+            <w:tcBorders>
+              <w:top w:val="single" w:color="000000" w:sz="4"/>
+              <w:left w:val="single" w:color="000000" w:sz="4"/>
+              <w:bottom w:val="single" w:color="000000" w:sz="4"/>
+              <w:right w:val="single" w:color="000000" w:sz="4"/>
+            </w:tcBorders>
+            <w:tcMar>
+              <w:top w:type="dxa" w:w="40"/>
+              <w:left w:type="dxa" w:w="80"/>
+              <w:bottom w:type="dxa" w:w="40"/>
+              <w:right w:type="dxa" w:w="80"/>
+            </w:tcMar>
+          </w:tcPr>
+          <w:p>
+            <w:r>
+              <w:rPr>
+                <w:rFonts w:ascii="Yu Gothic" w:cs="Yu Gothic" w:eastAsia="Yu Gothic" w:hAnsi="Yu Gothic"/>
+                <w:b w:val="false"/>
+                <w:bCs w:val="false"/>
+                <w:sz w:val="15"/>
+                <w:szCs w:val="15"/>
+              </w:rPr>
+              <w:t xml:space="preserve">SoF表</w:t>
+            </w:r>
+          </w:p>
+        </w:tc>
+        <w:tc>
+          <w:tcPr>
+            <w:tcW w:type="dxa" w:w="2100"/>
+            <w:tcBorders>
+              <w:top w:val="single" w:color="000000" w:sz="4"/>
+              <w:left w:val="single" w:color="000000" w:sz="4"/>
+              <w:bottom w:val="single" w:color="000000" w:sz="4"/>
+              <w:right w:val="single" w:color="000000" w:sz="4"/>
+            </w:tcBorders>
+            <w:tcMar>
+              <w:top w:type="dxa" w:w="40"/>
+              <w:left w:type="dxa" w:w="80"/>
+              <w:bottom w:type="dxa" w:w="40"/>
+              <w:right w:type="dxa" w:w="80"/>
+            </w:tcMar>
+          </w:tcPr>
+          <w:p>
+            <w:r>
+              <w:rPr>
+                <w:rFonts w:ascii="Yu Gothic" w:cs="Yu Gothic" w:eastAsia="Yu Gothic" w:hAnsi="Yu Gothic"/>
+                <w:b w:val="false"/>
+                <w:bCs w:val="false"/>
+                <w:sz w:val="15"/>
+                <w:szCs w:val="15"/>
+              </w:rPr>
+              <w:t xml:space="preserve">同(自動作成)</w:t>
+            </w:r>
+          </w:p>
+        </w:tc>
+        <w:tc>
+          <w:tcPr>
+            <w:tcW w:type="dxa" w:w="1200"/>
+            <w:tcBorders>
+              <w:top w:val="single" w:color="000000" w:sz="4"/>
+              <w:left w:val="single" w:color="000000" w:sz="4"/>
+              <w:bottom w:val="single" w:color="000000" w:sz="4"/>
+              <w:right w:val="single" w:color="000000" w:sz="4"/>
+            </w:tcBorders>
+            <w:tcMar>
+              <w:top w:type="dxa" w:w="40"/>
+              <w:left w:type="dxa" w:w="80"/>
+              <w:bottom w:type="dxa" w:w="40"/>
+              <w:right w:type="dxa" w:w="80"/>
+            </w:tcMar>
+          </w:tcPr>
+          <w:p>
+            <w:r>
+              <w:rPr>
+                <w:rFonts w:ascii="Yu Gothic" w:cs="Yu Gothic" w:eastAsia="Yu Gothic" w:hAnsi="Yu Gothic"/>
+                <w:b w:val="false"/>
+                <w:bCs w:val="false"/>
+                <w:sz w:val="15"/>
+                <w:szCs w:val="15"/>
+              </w:rPr>
+              <w:t xml:space="preserve">—</w:t>
+            </w:r>
+          </w:p>
+        </w:tc>
+        <w:tc>
+          <w:tcPr>
+            <w:tcW w:type="dxa" w:w="1100"/>
+            <w:tcBorders>
+              <w:top w:val="single" w:color="000000" w:sz="4"/>
+              <w:left w:val="single" w:color="000000" w:sz="4"/>
+              <w:bottom w:val="single" w:color="000000" w:sz="4"/>
+              <w:right w:val="single" w:color="000000" w:sz="4"/>
+            </w:tcBorders>
+            <w:tcMar>
+              <w:top w:type="dxa" w:w="40"/>
+              <w:left w:type="dxa" w:w="80"/>
+              <w:bottom w:type="dxa" w:w="40"/>
+              <w:right w:type="dxa" w:w="80"/>
+            </w:tcMar>
+          </w:tcPr>
+          <w:p>
+            <w:r>
+              <w:rPr>
+                <w:rFonts w:ascii="Yu Gothic" w:cs="Yu Gothic" w:eastAsia="Yu Gothic" w:hAnsi="Yu Gothic"/>
+                <w:b w:val="false"/>
+                <w:bCs w:val="false"/>
+                <w:sz w:val="15"/>
+                <w:szCs w:val="15"/>
+              </w:rPr>
+              <w:t xml:space="preserve">事務局</w:t>
+            </w:r>
+          </w:p>
+        </w:tc>
+      </w:tr>
+      <w:tr>
+        <w:trPr>
+          <w:cantSplit/>
+          <w:tblHeader w:val="off"/>
+        </w:trPr>
+        <w:tc>
+          <w:tcPr>
+            <w:tcW w:type="dxa" w:w="600"/>
+            <w:tcBorders>
+              <w:top w:val="single" w:color="000000" w:sz="4"/>
+              <w:left w:val="single" w:color="000000" w:sz="4"/>
+              <w:bottom w:val="single" w:color="000000" w:sz="4"/>
+              <w:right w:val="single" w:color="000000" w:sz="4"/>
+            </w:tcBorders>
+            <w:tcMar>
+              <w:top w:type="dxa" w:w="40"/>
+              <w:left w:type="dxa" w:w="80"/>
+              <w:bottom w:type="dxa" w:w="40"/>
+              <w:right w:type="dxa" w:w="80"/>
+            </w:tcMar>
+          </w:tcPr>
+          <w:p>
+            <w:r>
+              <w:rPr>
+                <w:rFonts w:ascii="Yu Gothic" w:cs="Yu Gothic" w:eastAsia="Yu Gothic" w:hAnsi="Yu Gothic"/>
+                <w:b w:val="false"/>
+                <w:bCs w:val="false"/>
+                <w:sz w:val="15"/>
+                <w:szCs w:val="15"/>
+              </w:rPr>
+              <w:t xml:space="preserve">12</w:t>
+            </w:r>
+          </w:p>
+        </w:tc>
+        <w:tc>
+          <w:tcPr>
+            <w:tcW w:type="dxa" w:w="2300"/>
+            <w:tcBorders>
+              <w:top w:val="single" w:color="000000" w:sz="4"/>
+              <w:left w:val="single" w:color="000000" w:sz="4"/>
+              <w:bottom w:val="single" w:color="000000" w:sz="4"/>
+              <w:right w:val="single" w:color="000000" w:sz="4"/>
+            </w:tcBorders>
+            <w:tcMar>
+              <w:top w:type="dxa" w:w="40"/>
+              <w:left w:type="dxa" w:w="80"/>
+              <w:bottom w:type="dxa" w:w="40"/>
+              <w:right w:type="dxa" w:w="80"/>
+            </w:tcMar>
+          </w:tcPr>
+          <w:p>
+            <w:r>
+              <w:rPr>
+                <w:rFonts w:ascii="Yu Gothic" w:cs="Yu Gothic" w:eastAsia="Yu Gothic" w:hAnsi="Yu Gothic"/>
+                <w:b w:val="false"/>
+                <w:bCs w:val="false"/>
+                <w:sz w:val="15"/>
+                <w:szCs w:val="15"/>
+              </w:rPr>
+              <w:t xml:space="preserve">推奨作成</w:t>
+            </w:r>
+          </w:p>
+        </w:tc>
+        <w:tc>
+          <w:tcPr>
+            <w:tcW w:type="dxa" w:w="2300"/>
+            <w:tcBorders>
+              <w:top w:val="single" w:color="000000" w:sz="4"/>
+              <w:left w:val="single" w:color="000000" w:sz="4"/>
+              <w:bottom w:val="single" w:color="000000" w:sz="4"/>
+              <w:right w:val="single" w:color="000000" w:sz="4"/>
+            </w:tcBorders>
+            <w:tcMar>
+              <w:top w:type="dxa" w:w="40"/>
+              <w:left w:type="dxa" w:w="80"/>
+              <w:bottom w:type="dxa" w:w="40"/>
+              <w:right w:type="dxa" w:w="80"/>
+            </w:tcMar>
+          </w:tcPr>
+          <w:p>
+            <w:r>
+              <w:rPr>
+                <w:rFonts w:ascii="Yu Gothic" w:cs="Yu Gothic" w:eastAsia="Yu Gothic" w:hAnsi="Yu Gothic"/>
+                <w:b w:val="false"/>
+                <w:bCs w:val="false"/>
+                <w:sz w:val="15"/>
+                <w:szCs w:val="15"/>
+              </w:rPr>
+              <w:t xml:space="preserve">推奨文草案・FRQ記載草案</w:t>
+            </w:r>
+          </w:p>
+        </w:tc>
+        <w:tc>
+          <w:tcPr>
+            <w:tcW w:type="dxa" w:w="2100"/>
+            <w:tcBorders>
+              <w:top w:val="single" w:color="000000" w:sz="4"/>
+              <w:left w:val="single" w:color="000000" w:sz="4"/>
+              <w:bottom w:val="single" w:color="000000" w:sz="4"/>
+              <w:right w:val="single" w:color="000000" w:sz="4"/>
+            </w:tcBorders>
+            <w:tcMar>
+              <w:top w:type="dxa" w:w="40"/>
+              <w:left w:type="dxa" w:w="80"/>
+              <w:bottom w:type="dxa" w:w="40"/>
+              <w:right w:type="dxa" w:w="80"/>
+            </w:tcMar>
+          </w:tcPr>
+          <w:p>
+            <w:r>
+              <w:rPr>
+                <w:rFonts w:ascii="Yu Gothic" w:cs="Yu Gothic" w:eastAsia="Yu Gothic" w:hAnsi="Yu Gothic"/>
+                <w:b w:val="false"/>
+                <w:bCs w:val="false"/>
+                <w:sz w:val="15"/>
+                <w:szCs w:val="15"/>
+              </w:rPr>
+              <w:t xml:space="preserve">同「推奨文草案」</w:t>
+            </w:r>
+          </w:p>
+        </w:tc>
+        <w:tc>
+          <w:tcPr>
+            <w:tcW w:type="dxa" w:w="1200"/>
+            <w:tcBorders>
+              <w:top w:val="single" w:color="000000" w:sz="4"/>
+              <w:left w:val="single" w:color="000000" w:sz="4"/>
+              <w:bottom w:val="single" w:color="000000" w:sz="4"/>
+              <w:right w:val="single" w:color="000000" w:sz="4"/>
+            </w:tcBorders>
+            <w:tcMar>
+              <w:top w:type="dxa" w:w="40"/>
+              <w:left w:type="dxa" w:w="80"/>
+              <w:bottom w:type="dxa" w:w="40"/>
+              <w:right w:type="dxa" w:w="80"/>
+            </w:tcMar>
+          </w:tcPr>
+          <w:p>
+            <w:r>
+              <w:rPr>
+                <w:rFonts w:ascii="Yu Gothic" w:cs="Yu Gothic" w:eastAsia="Yu Gothic" w:hAnsi="Yu Gothic"/>
+                <w:b w:val="false"/>
+                <w:bCs w:val="false"/>
+                <w:sz w:val="15"/>
+                <w:szCs w:val="15"/>
+              </w:rPr>
+              <w:t xml:space="preserve">—</w:t>
+            </w:r>
+          </w:p>
+        </w:tc>
+        <w:tc>
+          <w:tcPr>
+            <w:tcW w:type="dxa" w:w="1100"/>
+            <w:tcBorders>
+              <w:top w:val="single" w:color="000000" w:sz="4"/>
+              <w:left w:val="single" w:color="000000" w:sz="4"/>
+              <w:bottom w:val="single" w:color="000000" w:sz="4"/>
+              <w:right w:val="single" w:color="000000" w:sz="4"/>
+            </w:tcBorders>
+            <w:tcMar>
+              <w:top w:type="dxa" w:w="40"/>
+              <w:left w:type="dxa" w:w="80"/>
+              <w:bottom w:type="dxa" w:w="40"/>
+              <w:right w:type="dxa" w:w="80"/>
+            </w:tcMar>
+          </w:tcPr>
+          <w:p>
+            <w:r>
+              <w:rPr>
+                <w:rFonts w:ascii="Yu Gothic" w:cs="Yu Gothic" w:eastAsia="Yu Gothic" w:hAnsi="Yu Gothic"/>
+                <w:b w:val="false"/>
+                <w:bCs w:val="false"/>
+                <w:sz w:val="15"/>
+                <w:szCs w:val="15"/>
+              </w:rPr>
+              <w:t xml:space="preserve">SR委員</w:t>
+            </w:r>
+          </w:p>
+        </w:tc>
+      </w:tr>
+      <w:tr>
+        <w:trPr>
+          <w:cantSplit/>
+          <w:tblHeader w:val="off"/>
+        </w:trPr>
+        <w:tc>
+          <w:tcPr>
+            <w:tcW w:type="dxa" w:w="600"/>
+            <w:tcBorders>
+              <w:top w:val="single" w:color="000000" w:sz="4"/>
+              <w:left w:val="single" w:color="000000" w:sz="4"/>
+              <w:bottom w:val="single" w:color="000000" w:sz="4"/>
+              <w:right w:val="single" w:color="000000" w:sz="4"/>
+            </w:tcBorders>
+            <w:tcMar>
+              <w:top w:type="dxa" w:w="40"/>
+              <w:left w:type="dxa" w:w="80"/>
+              <w:bottom w:type="dxa" w:w="40"/>
+              <w:right w:type="dxa" w:w="80"/>
+            </w:tcMar>
+          </w:tcPr>
+          <w:p>
+            <w:r>
+              <w:rPr>
+                <w:rFonts w:ascii="Yu Gothic" w:cs="Yu Gothic" w:eastAsia="Yu Gothic" w:hAnsi="Yu Gothic"/>
+                <w:b w:val="false"/>
+                <w:bCs w:val="false"/>
+                <w:sz w:val="15"/>
+                <w:szCs w:val="15"/>
+              </w:rPr>
               <w:t xml:space="preserve">13</w:t>
             </w:r>
           </w:p>
@@ -2539,7 +3259,7 @@
                 <w:sz w:val="15"/>
                 <w:szCs w:val="15"/>
               </w:rPr>
-              <w:t xml:space="preserve">会議で作成(手順書5)</w:t>
+              <w:t xml:space="preserve">決定記録シート(_meeting/決定記録シート.html)と推奨作成の記録.xlsx</w:t>
             </w:r>
           </w:p>
         </w:tc>

--- a/platform/procedures/out/0_書類一覧.docx
+++ b/platform/procedures/out/0_書類一覧.docx
@@ -1698,6 +1698,186 @@
                 <w:szCs w:val="15"/>
               </w:rPr>
               <w:t xml:space="preserve">SR委員</w:t>
+            </w:r>
+          </w:p>
+        </w:tc>
+      </w:tr>
+      <w:tr>
+        <w:trPr>
+          <w:cantSplit/>
+          <w:tblHeader w:val="off"/>
+        </w:trPr>
+        <w:tc>
+          <w:tcPr>
+            <w:tcW w:type="dxa" w:w="600"/>
+            <w:tcBorders>
+              <w:top w:val="single" w:color="000000" w:sz="4"/>
+              <w:left w:val="single" w:color="000000" w:sz="4"/>
+              <w:bottom w:val="single" w:color="000000" w:sz="4"/>
+              <w:right w:val="single" w:color="000000" w:sz="4"/>
+            </w:tcBorders>
+            <w:tcMar>
+              <w:top w:type="dxa" w:w="40"/>
+              <w:left w:type="dxa" w:w="80"/>
+              <w:bottom w:type="dxa" w:w="40"/>
+              <w:right w:type="dxa" w:w="80"/>
+            </w:tcMar>
+          </w:tcPr>
+          <w:p>
+            <w:r>
+              <w:rPr>
+                <w:rFonts w:ascii="Yu Gothic" w:cs="Yu Gothic" w:eastAsia="Yu Gothic" w:hAnsi="Yu Gothic"/>
+                <w:b w:val="false"/>
+                <w:bCs w:val="false"/>
+                <w:sz w:val="15"/>
+                <w:szCs w:val="15"/>
+              </w:rPr>
+              <w:t xml:space="preserve">5e</w:t>
+            </w:r>
+          </w:p>
+        </w:tc>
+        <w:tc>
+          <w:tcPr>
+            <w:tcW w:type="dxa" w:w="2300"/>
+            <w:tcBorders>
+              <w:top w:val="single" w:color="000000" w:sz="4"/>
+              <w:left w:val="single" w:color="000000" w:sz="4"/>
+              <w:bottom w:val="single" w:color="000000" w:sz="4"/>
+              <w:right w:val="single" w:color="000000" w:sz="4"/>
+            </w:tcBorders>
+            <w:tcMar>
+              <w:top w:type="dxa" w:w="40"/>
+              <w:left w:type="dxa" w:w="80"/>
+              <w:bottom w:type="dxa" w:w="40"/>
+              <w:right w:type="dxa" w:w="80"/>
+            </w:tcMar>
+          </w:tcPr>
+          <w:p>
+            <w:r>
+              <w:rPr>
+                <w:rFonts w:ascii="Yu Gothic" w:cs="Yu Gothic" w:eastAsia="Yu Gothic" w:hAnsi="Yu Gothic"/>
+                <w:b w:val="false"/>
+                <w:bCs w:val="false"/>
+                <w:sz w:val="15"/>
+                <w:szCs w:val="15"/>
+              </w:rPr>
+              <w:t xml:space="preserve">論文PDFの入手</w:t>
+            </w:r>
+          </w:p>
+        </w:tc>
+        <w:tc>
+          <w:tcPr>
+            <w:tcW w:type="dxa" w:w="2300"/>
+            <w:tcBorders>
+              <w:top w:val="single" w:color="000000" w:sz="4"/>
+              <w:left w:val="single" w:color="000000" w:sz="4"/>
+              <w:bottom w:val="single" w:color="000000" w:sz="4"/>
+              <w:right w:val="single" w:color="000000" w:sz="4"/>
+            </w:tcBorders>
+            <w:tcMar>
+              <w:top w:type="dxa" w:w="40"/>
+              <w:left w:type="dxa" w:w="80"/>
+              <w:bottom w:type="dxa" w:w="40"/>
+              <w:right w:type="dxa" w:w="80"/>
+            </w:tcMar>
+          </w:tcPr>
+          <w:p>
+            <w:r>
+              <w:rPr>
+                <w:rFonts w:ascii="Yu Gothic" w:cs="Yu Gothic" w:eastAsia="Yu Gothic" w:hAnsi="Yu Gothic"/>
+                <w:b w:val="false"/>
+                <w:bCs w:val="false"/>
+                <w:sz w:val="15"/>
+                <w:szCs w:val="15"/>
+              </w:rPr>
+              <w:t xml:space="preserve">論文PDFの入手と配置の手順(委員用・事務局用)</w:t>
+            </w:r>
+          </w:p>
+        </w:tc>
+        <w:tc>
+          <w:tcPr>
+            <w:tcW w:type="dxa" w:w="2100"/>
+            <w:tcBorders>
+              <w:top w:val="single" w:color="000000" w:sz="4"/>
+              <w:left w:val="single" w:color="000000" w:sz="4"/>
+              <w:bottom w:val="single" w:color="000000" w:sz="4"/>
+              <w:right w:val="single" w:color="000000" w:sz="4"/>
+            </w:tcBorders>
+            <w:tcMar>
+              <w:top w:type="dxa" w:w="40"/>
+              <w:left w:type="dxa" w:w="80"/>
+              <w:bottom w:type="dxa" w:w="40"/>
+              <w:right w:type="dxa" w:w="80"/>
+            </w:tcMar>
+          </w:tcPr>
+          <w:p>
+            <w:r>
+              <w:rPr>
+                <w:rFonts w:ascii="Yu Gothic" w:cs="Yu Gothic" w:eastAsia="Yu Gothic" w:hAnsi="Yu Gothic"/>
+                <w:b w:val="false"/>
+                <w:bCs w:val="false"/>
+                <w:sz w:val="15"/>
+                <w:szCs w:val="15"/>
+              </w:rPr>
+              <w:t xml:space="preserve">manuals/out/6_論文PDFの入手と配置の手順.docx</w:t>
+            </w:r>
+          </w:p>
+        </w:tc>
+        <w:tc>
+          <w:tcPr>
+            <w:tcW w:type="dxa" w:w="1200"/>
+            <w:tcBorders>
+              <w:top w:val="single" w:color="000000" w:sz="4"/>
+              <w:left w:val="single" w:color="000000" w:sz="4"/>
+              <w:bottom w:val="single" w:color="000000" w:sz="4"/>
+              <w:right w:val="single" w:color="000000" w:sz="4"/>
+            </w:tcBorders>
+            <w:tcMar>
+              <w:top w:type="dxa" w:w="40"/>
+              <w:left w:type="dxa" w:w="80"/>
+              <w:bottom w:type="dxa" w:w="40"/>
+              <w:right w:type="dxa" w:w="80"/>
+            </w:tcMar>
+          </w:tcPr>
+          <w:p>
+            <w:r>
+              <w:rPr>
+                <w:rFonts w:ascii="Yu Gothic" w:cs="Yu Gothic" w:eastAsia="Yu Gothic" w:hAnsi="Yu Gothic"/>
+                <w:b w:val="false"/>
+                <w:bCs w:val="false"/>
+                <w:sz w:val="15"/>
+                <w:szCs w:val="15"/>
+              </w:rPr>
+              <w:t xml:space="preserve">—</w:t>
+            </w:r>
+          </w:p>
+        </w:tc>
+        <w:tc>
+          <w:tcPr>
+            <w:tcW w:type="dxa" w:w="1100"/>
+            <w:tcBorders>
+              <w:top w:val="single" w:color="000000" w:sz="4"/>
+              <w:left w:val="single" w:color="000000" w:sz="4"/>
+              <w:bottom w:val="single" w:color="000000" w:sz="4"/>
+              <w:right w:val="single" w:color="000000" w:sz="4"/>
+            </w:tcBorders>
+            <w:tcMar>
+              <w:top w:type="dxa" w:w="40"/>
+              <w:left w:type="dxa" w:w="80"/>
+              <w:bottom w:type="dxa" w:w="40"/>
+              <w:right w:type="dxa" w:w="80"/>
+            </w:tcMar>
+          </w:tcPr>
+          <w:p>
+            <w:r>
+              <w:rPr>
+                <w:rFonts w:ascii="Yu Gothic" w:cs="Yu Gothic" w:eastAsia="Yu Gothic" w:hAnsi="Yu Gothic"/>
+                <w:b w:val="false"/>
+                <w:bCs w:val="false"/>
+                <w:sz w:val="15"/>
+                <w:szCs w:val="15"/>
+              </w:rPr>
+              <w:t xml:space="preserve">SR委員、事務局</w:t>
             </w:r>
           </w:p>
         </w:tc>
